--- a/proposals/anantapur-wind-hydrology/Hydrology_Proposal_Anantapur_Wind_R0.docx
+++ b/proposals/anantapur-wind-hydrology/Hydrology_Proposal_Anantapur_Wind_R0.docx
@@ -665,40 +665,1194 @@
         <w:t xml:space="preserve">Contents</w:t>
       </w:r>
     </w:p>
-    <w:sdt>
-      <w:sdtPr>
-        <w:alias w:val="Contents"/>
-      </w:sdtPr>
-      <w:sdtContent>
-        <w:p>
-          <w:r>
-            <w:fldChar w:fldCharType="begin" w:dirty="true"/>
-            <w:instrText xml:space="preserve">TOC \h \o "1-2"</w:instrText>
-            <w:fldChar w:fldCharType="separate"/>
-          </w:r>
-        </w:p>
-        <w:p>
-          <w:r>
-            <w:fldChar w:fldCharType="end"/>
-          </w:r>
-        </w:p>
-      </w:sdtContent>
-    </w:sdt>
-    <w:p>
-      <w:pPr>
-        <w:spacing w:after="120" w:before="160" w:line="264"/>
-        <w:jc w:val="both"/>
-      </w:pPr>
-      <w:r>
-        <w:rPr>
-          <w:rFonts w:ascii="Calibri" w:cs="Calibri" w:eastAsia="Calibri" w:hAnsi="Calibri"/>
-          <w:i/>
-          <w:iCs/>
-          <w:color w:val="595959"/>
-          <w:sz w:val="17"/>
-          <w:szCs w:val="17"/>
-        </w:rPr>
-        <w:t xml:space="preserve">(In Microsoft Word, right-click the table above and choose "Update Field" to populate page numbers.)</w:t>
+    <w:p>
+      <w:pPr>
+        <w:tabs>
+          <w:tab w:val="right" w:pos="9706" w:leader="dot"/>
+        </w:tabs>
+        <w:spacing w:after="60" w:before="90"/>
+        <w:ind w:left="0"/>
+      </w:pPr>
+      <w:r>
+        <w:rPr>
+          <w:rFonts w:ascii="Calibri" w:cs="Calibri" w:eastAsia="Calibri" w:hAnsi="Calibri"/>
+          <w:b/>
+          <w:bCs/>
+          <w:color w:val="1F3864"/>
+          <w:sz w:val="20"/>
+          <w:szCs w:val="20"/>
+        </w:rPr>
+        <w:t xml:space="preserve">1.  Understanding of the Requirement</w:t>
+      </w:r>
+      <w:r>
+        <w:tab/>
+      </w:r>
+      <w:r>
+        <w:rPr>
+          <w:rFonts w:ascii="Calibri" w:cs="Calibri" w:eastAsia="Calibri" w:hAnsi="Calibri"/>
+          <w:b/>
+          <w:bCs/>
+          <w:color w:val="1F3864"/>
+          <w:sz w:val="20"/>
+          <w:szCs w:val="20"/>
+        </w:rPr>
+        <w:t xml:space="preserve">3</w:t>
+      </w:r>
+    </w:p>
+    <w:p>
+      <w:pPr>
+        <w:tabs>
+          <w:tab w:val="right" w:pos="9706" w:leader="dot"/>
+        </w:tabs>
+        <w:spacing w:after="60" w:before="90"/>
+        <w:ind w:left="0"/>
+      </w:pPr>
+      <w:r>
+        <w:rPr>
+          <w:rFonts w:ascii="Calibri" w:cs="Calibri" w:eastAsia="Calibri" w:hAnsi="Calibri"/>
+          <w:b/>
+          <w:bCs/>
+          <w:color w:val="1F3864"/>
+          <w:sz w:val="20"/>
+          <w:szCs w:val="20"/>
+        </w:rPr>
+        <w:t xml:space="preserve">2.  Site Setting and Why It Governs the Study</w:t>
+      </w:r>
+      <w:r>
+        <w:tab/>
+      </w:r>
+      <w:r>
+        <w:rPr>
+          <w:rFonts w:ascii="Calibri" w:cs="Calibri" w:eastAsia="Calibri" w:hAnsi="Calibri"/>
+          <w:b/>
+          <w:bCs/>
+          <w:color w:val="1F3864"/>
+          <w:sz w:val="20"/>
+          <w:szCs w:val="20"/>
+        </w:rPr>
+        <w:t xml:space="preserve">3</w:t>
+      </w:r>
+    </w:p>
+    <w:p>
+      <w:pPr>
+        <w:tabs>
+          <w:tab w:val="right" w:pos="9706" w:leader="dot"/>
+        </w:tabs>
+        <w:spacing w:after="30" w:before="0"/>
+        <w:ind w:left="340"/>
+      </w:pPr>
+      <w:r>
+        <w:rPr>
+          <w:rFonts w:ascii="Calibri" w:cs="Calibri" w:eastAsia="Calibri" w:hAnsi="Calibri"/>
+          <w:b w:val="false"/>
+          <w:bCs w:val="false"/>
+          <w:color w:val="404040"/>
+          <w:sz w:val="19"/>
+          <w:szCs w:val="19"/>
+        </w:rPr>
+        <w:t xml:space="preserve">2.1  Climate and rainfall regime</w:t>
+      </w:r>
+      <w:r>
+        <w:tab/>
+      </w:r>
+      <w:r>
+        <w:rPr>
+          <w:rFonts w:ascii="Calibri" w:cs="Calibri" w:eastAsia="Calibri" w:hAnsi="Calibri"/>
+          <w:b w:val="false"/>
+          <w:bCs w:val="false"/>
+          <w:color w:val="404040"/>
+          <w:sz w:val="19"/>
+          <w:szCs w:val="19"/>
+        </w:rPr>
+        <w:t xml:space="preserve">3</w:t>
+      </w:r>
+    </w:p>
+    <w:p>
+      <w:pPr>
+        <w:tabs>
+          <w:tab w:val="right" w:pos="9706" w:leader="dot"/>
+        </w:tabs>
+        <w:spacing w:after="30" w:before="0"/>
+        <w:ind w:left="340"/>
+      </w:pPr>
+      <w:r>
+        <w:rPr>
+          <w:rFonts w:ascii="Calibri" w:cs="Calibri" w:eastAsia="Calibri" w:hAnsi="Calibri"/>
+          <w:b w:val="false"/>
+          <w:bCs w:val="false"/>
+          <w:color w:val="404040"/>
+          <w:sz w:val="19"/>
+          <w:szCs w:val="19"/>
+        </w:rPr>
+        <w:t xml:space="preserve">2.2  Terrain, drainage and the tank cascade</w:t>
+      </w:r>
+      <w:r>
+        <w:tab/>
+      </w:r>
+      <w:r>
+        <w:rPr>
+          <w:rFonts w:ascii="Calibri" w:cs="Calibri" w:eastAsia="Calibri" w:hAnsi="Calibri"/>
+          <w:b w:val="false"/>
+          <w:bCs w:val="false"/>
+          <w:color w:val="404040"/>
+          <w:sz w:val="19"/>
+          <w:szCs w:val="19"/>
+        </w:rPr>
+        <w:t xml:space="preserve">4</w:t>
+      </w:r>
+    </w:p>
+    <w:p>
+      <w:pPr>
+        <w:tabs>
+          <w:tab w:val="right" w:pos="9706" w:leader="dot"/>
+        </w:tabs>
+        <w:spacing w:after="30" w:before="0"/>
+        <w:ind w:left="340"/>
+      </w:pPr>
+      <w:r>
+        <w:rPr>
+          <w:rFonts w:ascii="Calibri" w:cs="Calibri" w:eastAsia="Calibri" w:hAnsi="Calibri"/>
+          <w:b w:val="false"/>
+          <w:bCs w:val="false"/>
+          <w:color w:val="404040"/>
+          <w:sz w:val="19"/>
+          <w:szCs w:val="19"/>
+        </w:rPr>
+        <w:t xml:space="preserve">2.3  Black cotton soil — the governing constraint</w:t>
+      </w:r>
+      <w:r>
+        <w:tab/>
+      </w:r>
+      <w:r>
+        <w:rPr>
+          <w:rFonts w:ascii="Calibri" w:cs="Calibri" w:eastAsia="Calibri" w:hAnsi="Calibri"/>
+          <w:b w:val="false"/>
+          <w:bCs w:val="false"/>
+          <w:color w:val="404040"/>
+          <w:sz w:val="19"/>
+          <w:szCs w:val="19"/>
+        </w:rPr>
+        <w:t xml:space="preserve">4</w:t>
+      </w:r>
+    </w:p>
+    <w:p>
+      <w:pPr>
+        <w:tabs>
+          <w:tab w:val="right" w:pos="9706" w:leader="dot"/>
+        </w:tabs>
+        <w:spacing w:after="60" w:before="90"/>
+        <w:ind w:left="0"/>
+      </w:pPr>
+      <w:r>
+        <w:rPr>
+          <w:rFonts w:ascii="Calibri" w:cs="Calibri" w:eastAsia="Calibri" w:hAnsi="Calibri"/>
+          <w:b/>
+          <w:bCs/>
+          <w:color w:val="1F3864"/>
+          <w:sz w:val="20"/>
+          <w:szCs w:val="20"/>
+        </w:rPr>
+        <w:t xml:space="preserve">3.  Basis of Design</w:t>
+      </w:r>
+      <w:r>
+        <w:tab/>
+      </w:r>
+      <w:r>
+        <w:rPr>
+          <w:rFonts w:ascii="Calibri" w:cs="Calibri" w:eastAsia="Calibri" w:hAnsi="Calibri"/>
+          <w:b/>
+          <w:bCs/>
+          <w:color w:val="1F3864"/>
+          <w:sz w:val="20"/>
+          <w:szCs w:val="20"/>
+        </w:rPr>
+        <w:t xml:space="preserve">5</w:t>
+      </w:r>
+    </w:p>
+    <w:p>
+      <w:pPr>
+        <w:tabs>
+          <w:tab w:val="right" w:pos="9706" w:leader="dot"/>
+        </w:tabs>
+        <w:spacing w:after="30" w:before="0"/>
+        <w:ind w:left="340"/>
+      </w:pPr>
+      <w:r>
+        <w:rPr>
+          <w:rFonts w:ascii="Calibri" w:cs="Calibri" w:eastAsia="Calibri" w:hAnsi="Calibri"/>
+          <w:b w:val="false"/>
+          <w:bCs w:val="false"/>
+          <w:color w:val="404040"/>
+          <w:sz w:val="19"/>
+          <w:szCs w:val="19"/>
+        </w:rPr>
+        <w:t xml:space="preserve">3.1  Design life and design horizon</w:t>
+      </w:r>
+      <w:r>
+        <w:tab/>
+      </w:r>
+      <w:r>
+        <w:rPr>
+          <w:rFonts w:ascii="Calibri" w:cs="Calibri" w:eastAsia="Calibri" w:hAnsi="Calibri"/>
+          <w:b w:val="false"/>
+          <w:bCs w:val="false"/>
+          <w:color w:val="404040"/>
+          <w:sz w:val="19"/>
+          <w:szCs w:val="19"/>
+        </w:rPr>
+        <w:t xml:space="preserve">5</w:t>
+      </w:r>
+    </w:p>
+    <w:p>
+      <w:pPr>
+        <w:tabs>
+          <w:tab w:val="right" w:pos="9706" w:leader="dot"/>
+        </w:tabs>
+        <w:spacing w:after="30" w:before="0"/>
+        <w:ind w:left="340"/>
+      </w:pPr>
+      <w:r>
+        <w:rPr>
+          <w:rFonts w:ascii="Calibri" w:cs="Calibri" w:eastAsia="Calibri" w:hAnsi="Calibri"/>
+          <w:b w:val="false"/>
+          <w:bCs w:val="false"/>
+          <w:color w:val="404040"/>
+          <w:sz w:val="19"/>
+          <w:szCs w:val="19"/>
+        </w:rPr>
+        <w:t xml:space="preserve">3.2  Return periods proposed</w:t>
+      </w:r>
+      <w:r>
+        <w:tab/>
+      </w:r>
+      <w:r>
+        <w:rPr>
+          <w:rFonts w:ascii="Calibri" w:cs="Calibri" w:eastAsia="Calibri" w:hAnsi="Calibri"/>
+          <w:b w:val="false"/>
+          <w:bCs w:val="false"/>
+          <w:color w:val="404040"/>
+          <w:sz w:val="19"/>
+          <w:szCs w:val="19"/>
+        </w:rPr>
+        <w:t xml:space="preserve">5</w:t>
+      </w:r>
+    </w:p>
+    <w:p>
+      <w:pPr>
+        <w:tabs>
+          <w:tab w:val="right" w:pos="9706" w:leader="dot"/>
+        </w:tabs>
+        <w:spacing w:after="30" w:before="0"/>
+        <w:ind w:left="340"/>
+      </w:pPr>
+      <w:r>
+        <w:rPr>
+          <w:rFonts w:ascii="Calibri" w:cs="Calibri" w:eastAsia="Calibri" w:hAnsi="Calibri"/>
+          <w:b w:val="false"/>
+          <w:bCs w:val="false"/>
+          <w:color w:val="404040"/>
+          <w:sz w:val="19"/>
+          <w:szCs w:val="19"/>
+        </w:rPr>
+        <w:t xml:space="preserve">3.3  Freeboard and check conditions</w:t>
+      </w:r>
+      <w:r>
+        <w:tab/>
+      </w:r>
+      <w:r>
+        <w:rPr>
+          <w:rFonts w:ascii="Calibri" w:cs="Calibri" w:eastAsia="Calibri" w:hAnsi="Calibri"/>
+          <w:b w:val="false"/>
+          <w:bCs w:val="false"/>
+          <w:color w:val="404040"/>
+          <w:sz w:val="19"/>
+          <w:szCs w:val="19"/>
+        </w:rPr>
+        <w:t xml:space="preserve">5</w:t>
+      </w:r>
+    </w:p>
+    <w:p>
+      <w:pPr>
+        <w:tabs>
+          <w:tab w:val="right" w:pos="9706" w:leader="dot"/>
+        </w:tabs>
+        <w:spacing w:after="30" w:before="0"/>
+        <w:ind w:left="340"/>
+      </w:pPr>
+      <w:r>
+        <w:rPr>
+          <w:rFonts w:ascii="Calibri" w:cs="Calibri" w:eastAsia="Calibri" w:hAnsi="Calibri"/>
+          <w:b w:val="false"/>
+          <w:bCs w:val="false"/>
+          <w:color w:val="404040"/>
+          <w:sz w:val="19"/>
+          <w:szCs w:val="19"/>
+        </w:rPr>
+        <w:t xml:space="preserve">3.4  Codes, standards and references</w:t>
+      </w:r>
+      <w:r>
+        <w:tab/>
+      </w:r>
+      <w:r>
+        <w:rPr>
+          <w:rFonts w:ascii="Calibri" w:cs="Calibri" w:eastAsia="Calibri" w:hAnsi="Calibri"/>
+          <w:b w:val="false"/>
+          <w:bCs w:val="false"/>
+          <w:color w:val="404040"/>
+          <w:sz w:val="19"/>
+          <w:szCs w:val="19"/>
+        </w:rPr>
+        <w:t xml:space="preserve">6</w:t>
+      </w:r>
+    </w:p>
+    <w:p>
+      <w:pPr>
+        <w:tabs>
+          <w:tab w:val="right" w:pos="9706" w:leader="dot"/>
+        </w:tabs>
+        <w:spacing w:after="60" w:before="90"/>
+        <w:ind w:left="0"/>
+      </w:pPr>
+      <w:r>
+        <w:rPr>
+          <w:rFonts w:ascii="Calibri" w:cs="Calibri" w:eastAsia="Calibri" w:hAnsi="Calibri"/>
+          <w:b/>
+          <w:bCs/>
+          <w:color w:val="1F3864"/>
+          <w:sz w:val="20"/>
+          <w:szCs w:val="20"/>
+        </w:rPr>
+        <w:t xml:space="preserve">4.  Inputs Considered and Inputs Required</w:t>
+      </w:r>
+      <w:r>
+        <w:tab/>
+      </w:r>
+      <w:r>
+        <w:rPr>
+          <w:rFonts w:ascii="Calibri" w:cs="Calibri" w:eastAsia="Calibri" w:hAnsi="Calibri"/>
+          <w:b/>
+          <w:bCs/>
+          <w:color w:val="1F3864"/>
+          <w:sz w:val="20"/>
+          <w:szCs w:val="20"/>
+        </w:rPr>
+        <w:t xml:space="preserve">7</w:t>
+      </w:r>
+    </w:p>
+    <w:p>
+      <w:pPr>
+        <w:tabs>
+          <w:tab w:val="right" w:pos="9706" w:leader="dot"/>
+        </w:tabs>
+        <w:spacing w:after="30" w:before="0"/>
+        <w:ind w:left="340"/>
+      </w:pPr>
+      <w:r>
+        <w:rPr>
+          <w:rFonts w:ascii="Calibri" w:cs="Calibri" w:eastAsia="Calibri" w:hAnsi="Calibri"/>
+          <w:b w:val="false"/>
+          <w:bCs w:val="false"/>
+          <w:color w:val="404040"/>
+          <w:sz w:val="19"/>
+          <w:szCs w:val="19"/>
+        </w:rPr>
+        <w:t xml:space="preserve">4.1  Inputs to be provided by the Client</w:t>
+      </w:r>
+      <w:r>
+        <w:tab/>
+      </w:r>
+      <w:r>
+        <w:rPr>
+          <w:rFonts w:ascii="Calibri" w:cs="Calibri" w:eastAsia="Calibri" w:hAnsi="Calibri"/>
+          <w:b w:val="false"/>
+          <w:bCs w:val="false"/>
+          <w:color w:val="404040"/>
+          <w:sz w:val="19"/>
+          <w:szCs w:val="19"/>
+        </w:rPr>
+        <w:t xml:space="preserve">7</w:t>
+      </w:r>
+    </w:p>
+    <w:p>
+      <w:pPr>
+        <w:tabs>
+          <w:tab w:val="right" w:pos="9706" w:leader="dot"/>
+        </w:tabs>
+        <w:spacing w:after="30" w:before="0"/>
+        <w:ind w:left="340"/>
+      </w:pPr>
+      <w:r>
+        <w:rPr>
+          <w:rFonts w:ascii="Calibri" w:cs="Calibri" w:eastAsia="Calibri" w:hAnsi="Calibri"/>
+          <w:b w:val="false"/>
+          <w:bCs w:val="false"/>
+          <w:color w:val="404040"/>
+          <w:sz w:val="19"/>
+          <w:szCs w:val="19"/>
+        </w:rPr>
+        <w:t xml:space="preserve">4.2  Inputs procured and generated by the Consultant</w:t>
+      </w:r>
+      <w:r>
+        <w:tab/>
+      </w:r>
+      <w:r>
+        <w:rPr>
+          <w:rFonts w:ascii="Calibri" w:cs="Calibri" w:eastAsia="Calibri" w:hAnsi="Calibri"/>
+          <w:b w:val="false"/>
+          <w:bCs w:val="false"/>
+          <w:color w:val="404040"/>
+          <w:sz w:val="19"/>
+          <w:szCs w:val="19"/>
+        </w:rPr>
+        <w:t xml:space="preserve">8</w:t>
+      </w:r>
+    </w:p>
+    <w:p>
+      <w:pPr>
+        <w:tabs>
+          <w:tab w:val="right" w:pos="9706" w:leader="dot"/>
+        </w:tabs>
+        <w:spacing w:after="30" w:before="0"/>
+        <w:ind w:left="340"/>
+      </w:pPr>
+      <w:r>
+        <w:rPr>
+          <w:rFonts w:ascii="Calibri" w:cs="Calibri" w:eastAsia="Calibri" w:hAnsi="Calibri"/>
+          <w:b w:val="false"/>
+          <w:bCs w:val="false"/>
+          <w:color w:val="404040"/>
+          <w:sz w:val="19"/>
+          <w:szCs w:val="19"/>
+        </w:rPr>
+        <w:t xml:space="preserve">4.3  Assumptions where an input is not available</w:t>
+      </w:r>
+      <w:r>
+        <w:tab/>
+      </w:r>
+      <w:r>
+        <w:rPr>
+          <w:rFonts w:ascii="Calibri" w:cs="Calibri" w:eastAsia="Calibri" w:hAnsi="Calibri"/>
+          <w:b w:val="false"/>
+          <w:bCs w:val="false"/>
+          <w:color w:val="404040"/>
+          <w:sz w:val="19"/>
+          <w:szCs w:val="19"/>
+        </w:rPr>
+        <w:t xml:space="preserve">8</w:t>
+      </w:r>
+    </w:p>
+    <w:p>
+      <w:pPr>
+        <w:tabs>
+          <w:tab w:val="right" w:pos="9706" w:leader="dot"/>
+        </w:tabs>
+        <w:spacing w:after="60" w:before="90"/>
+        <w:ind w:left="0"/>
+      </w:pPr>
+      <w:r>
+        <w:rPr>
+          <w:rFonts w:ascii="Calibri" w:cs="Calibri" w:eastAsia="Calibri" w:hAnsi="Calibri"/>
+          <w:b/>
+          <w:bCs/>
+          <w:color w:val="1F3864"/>
+          <w:sz w:val="20"/>
+          <w:szCs w:val="20"/>
+        </w:rPr>
+        <w:t xml:space="preserve">5.  Methodology — Overview</w:t>
+      </w:r>
+      <w:r>
+        <w:tab/>
+      </w:r>
+      <w:r>
+        <w:rPr>
+          <w:rFonts w:ascii="Calibri" w:cs="Calibri" w:eastAsia="Calibri" w:hAnsi="Calibri"/>
+          <w:b/>
+          <w:bCs/>
+          <w:color w:val="1F3864"/>
+          <w:sz w:val="20"/>
+          <w:szCs w:val="20"/>
+        </w:rPr>
+        <w:t xml:space="preserve">9</w:t>
+      </w:r>
+    </w:p>
+    <w:p>
+      <w:pPr>
+        <w:tabs>
+          <w:tab w:val="right" w:pos="9706" w:leader="dot"/>
+        </w:tabs>
+        <w:spacing w:after="60" w:before="90"/>
+        <w:ind w:left="0"/>
+      </w:pPr>
+      <w:r>
+        <w:rPr>
+          <w:rFonts w:ascii="Calibri" w:cs="Calibri" w:eastAsia="Calibri" w:hAnsi="Calibri"/>
+          <w:b/>
+          <w:bCs/>
+          <w:color w:val="1F3864"/>
+          <w:sz w:val="20"/>
+          <w:szCs w:val="20"/>
+        </w:rPr>
+        <w:t xml:space="preserve">6.  Detailed Scope of Work</w:t>
+      </w:r>
+      <w:r>
+        <w:tab/>
+      </w:r>
+      <w:r>
+        <w:rPr>
+          <w:rFonts w:ascii="Calibri" w:cs="Calibri" w:eastAsia="Calibri" w:hAnsi="Calibri"/>
+          <w:b/>
+          <w:bCs/>
+          <w:color w:val="1F3864"/>
+          <w:sz w:val="20"/>
+          <w:szCs w:val="20"/>
+        </w:rPr>
+        <w:t xml:space="preserve">10</w:t>
+      </w:r>
+    </w:p>
+    <w:p>
+      <w:pPr>
+        <w:tabs>
+          <w:tab w:val="right" w:pos="9706" w:leader="dot"/>
+        </w:tabs>
+        <w:spacing w:after="30" w:before="0"/>
+        <w:ind w:left="340"/>
+      </w:pPr>
+      <w:r>
+        <w:rPr>
+          <w:rFonts w:ascii="Calibri" w:cs="Calibri" w:eastAsia="Calibri" w:hAnsi="Calibri"/>
+          <w:b w:val="false"/>
+          <w:bCs w:val="false"/>
+          <w:color w:val="404040"/>
+          <w:sz w:val="19"/>
+          <w:szCs w:val="19"/>
+        </w:rPr>
+        <w:t xml:space="preserve">6.1  Stage 1 — Inception, Data Acquisition and Desk Review</w:t>
+      </w:r>
+      <w:r>
+        <w:tab/>
+      </w:r>
+      <w:r>
+        <w:rPr>
+          <w:rFonts w:ascii="Calibri" w:cs="Calibri" w:eastAsia="Calibri" w:hAnsi="Calibri"/>
+          <w:b w:val="false"/>
+          <w:bCs w:val="false"/>
+          <w:color w:val="404040"/>
+          <w:sz w:val="19"/>
+          <w:szCs w:val="19"/>
+        </w:rPr>
+        <w:t xml:space="preserve">10</w:t>
+      </w:r>
+    </w:p>
+    <w:p>
+      <w:pPr>
+        <w:tabs>
+          <w:tab w:val="right" w:pos="9706" w:leader="dot"/>
+        </w:tabs>
+        <w:spacing w:after="30" w:before="0"/>
+        <w:ind w:left="340"/>
+      </w:pPr>
+      <w:r>
+        <w:rPr>
+          <w:rFonts w:ascii="Calibri" w:cs="Calibri" w:eastAsia="Calibri" w:hAnsi="Calibri"/>
+          <w:b w:val="false"/>
+          <w:bCs w:val="false"/>
+          <w:color w:val="404040"/>
+          <w:sz w:val="19"/>
+          <w:szCs w:val="19"/>
+        </w:rPr>
+        <w:t xml:space="preserve">6.2  Stage 2 — Topographic Survey and Terrain Model</w:t>
+      </w:r>
+      <w:r>
+        <w:tab/>
+      </w:r>
+      <w:r>
+        <w:rPr>
+          <w:rFonts w:ascii="Calibri" w:cs="Calibri" w:eastAsia="Calibri" w:hAnsi="Calibri"/>
+          <w:b w:val="false"/>
+          <w:bCs w:val="false"/>
+          <w:color w:val="404040"/>
+          <w:sz w:val="19"/>
+          <w:szCs w:val="19"/>
+        </w:rPr>
+        <w:t xml:space="preserve">10</w:t>
+      </w:r>
+    </w:p>
+    <w:p>
+      <w:pPr>
+        <w:tabs>
+          <w:tab w:val="right" w:pos="9706" w:leader="dot"/>
+        </w:tabs>
+        <w:spacing w:after="30" w:before="0"/>
+        <w:ind w:left="340"/>
+      </w:pPr>
+      <w:r>
+        <w:rPr>
+          <w:rFonts w:ascii="Calibri" w:cs="Calibri" w:eastAsia="Calibri" w:hAnsi="Calibri"/>
+          <w:b w:val="false"/>
+          <w:bCs w:val="false"/>
+          <w:color w:val="404040"/>
+          <w:sz w:val="19"/>
+          <w:szCs w:val="19"/>
+        </w:rPr>
+        <w:t xml:space="preserve">6.3  Stage 3 — Soil and Sub-surface Characterisation for Hydrology</w:t>
+      </w:r>
+      <w:r>
+        <w:tab/>
+      </w:r>
+      <w:r>
+        <w:rPr>
+          <w:rFonts w:ascii="Calibri" w:cs="Calibri" w:eastAsia="Calibri" w:hAnsi="Calibri"/>
+          <w:b w:val="false"/>
+          <w:bCs w:val="false"/>
+          <w:color w:val="404040"/>
+          <w:sz w:val="19"/>
+          <w:szCs w:val="19"/>
+        </w:rPr>
+        <w:t xml:space="preserve">11</w:t>
+      </w:r>
+    </w:p>
+    <w:p>
+      <w:pPr>
+        <w:tabs>
+          <w:tab w:val="right" w:pos="9706" w:leader="dot"/>
+        </w:tabs>
+        <w:spacing w:after="30" w:before="0"/>
+        <w:ind w:left="340"/>
+      </w:pPr>
+      <w:r>
+        <w:rPr>
+          <w:rFonts w:ascii="Calibri" w:cs="Calibri" w:eastAsia="Calibri" w:hAnsi="Calibri"/>
+          <w:b w:val="false"/>
+          <w:bCs w:val="false"/>
+          <w:color w:val="404040"/>
+          <w:sz w:val="19"/>
+          <w:szCs w:val="19"/>
+        </w:rPr>
+        <w:t xml:space="preserve">6.4  Stage 4 — Catchment Delineation and Drainage Characterisation</w:t>
+      </w:r>
+      <w:r>
+        <w:tab/>
+      </w:r>
+      <w:r>
+        <w:rPr>
+          <w:rFonts w:ascii="Calibri" w:cs="Calibri" w:eastAsia="Calibri" w:hAnsi="Calibri"/>
+          <w:b w:val="false"/>
+          <w:bCs w:val="false"/>
+          <w:color w:val="404040"/>
+          <w:sz w:val="19"/>
+          <w:szCs w:val="19"/>
+        </w:rPr>
+        <w:t xml:space="preserve">11</w:t>
+      </w:r>
+    </w:p>
+    <w:p>
+      <w:pPr>
+        <w:tabs>
+          <w:tab w:val="right" w:pos="9706" w:leader="dot"/>
+        </w:tabs>
+        <w:spacing w:after="30" w:before="0"/>
+        <w:ind w:left="340"/>
+      </w:pPr>
+      <w:r>
+        <w:rPr>
+          <w:rFonts w:ascii="Calibri" w:cs="Calibri" w:eastAsia="Calibri" w:hAnsi="Calibri"/>
+          <w:b w:val="false"/>
+          <w:bCs w:val="false"/>
+          <w:color w:val="404040"/>
+          <w:sz w:val="19"/>
+          <w:szCs w:val="19"/>
+        </w:rPr>
+        <w:t xml:space="preserve">6.5  Stage 5 — Hydrological Analysis</w:t>
+      </w:r>
+      <w:r>
+        <w:tab/>
+      </w:r>
+      <w:r>
+        <w:rPr>
+          <w:rFonts w:ascii="Calibri" w:cs="Calibri" w:eastAsia="Calibri" w:hAnsi="Calibri"/>
+          <w:b w:val="false"/>
+          <w:bCs w:val="false"/>
+          <w:color w:val="404040"/>
+          <w:sz w:val="19"/>
+          <w:szCs w:val="19"/>
+        </w:rPr>
+        <w:t xml:space="preserve">12</w:t>
+      </w:r>
+    </w:p>
+    <w:p>
+      <w:pPr>
+        <w:tabs>
+          <w:tab w:val="right" w:pos="9706" w:leader="dot"/>
+        </w:tabs>
+        <w:spacing w:after="30" w:before="0"/>
+        <w:ind w:left="340"/>
+      </w:pPr>
+      <w:r>
+        <w:rPr>
+          <w:rFonts w:ascii="Calibri" w:cs="Calibri" w:eastAsia="Calibri" w:hAnsi="Calibri"/>
+          <w:b w:val="false"/>
+          <w:bCs w:val="false"/>
+          <w:color w:val="404040"/>
+          <w:sz w:val="19"/>
+          <w:szCs w:val="19"/>
+        </w:rPr>
+        <w:t xml:space="preserve">6.6  Stage 6 — Two-Dimensional Hydraulic Modelling</w:t>
+      </w:r>
+      <w:r>
+        <w:tab/>
+      </w:r>
+      <w:r>
+        <w:rPr>
+          <w:rFonts w:ascii="Calibri" w:cs="Calibri" w:eastAsia="Calibri" w:hAnsi="Calibri"/>
+          <w:b w:val="false"/>
+          <w:bCs w:val="false"/>
+          <w:color w:val="404040"/>
+          <w:sz w:val="19"/>
+          <w:szCs w:val="19"/>
+        </w:rPr>
+        <w:t xml:space="preserve">13</w:t>
+      </w:r>
+    </w:p>
+    <w:p>
+      <w:pPr>
+        <w:tabs>
+          <w:tab w:val="right" w:pos="9706" w:leader="dot"/>
+        </w:tabs>
+        <w:spacing w:after="30" w:before="0"/>
+        <w:ind w:left="340"/>
+      </w:pPr>
+      <w:r>
+        <w:rPr>
+          <w:rFonts w:ascii="Calibri" w:cs="Calibri" w:eastAsia="Calibri" w:hAnsi="Calibri"/>
+          <w:b w:val="false"/>
+          <w:bCs w:val="false"/>
+          <w:color w:val="404040"/>
+          <w:sz w:val="19"/>
+          <w:szCs w:val="19"/>
+        </w:rPr>
+        <w:t xml:space="preserve">6.7  Stage 7 — Erosion, Scour and Sediment Assessment</w:t>
+      </w:r>
+      <w:r>
+        <w:tab/>
+      </w:r>
+      <w:r>
+        <w:rPr>
+          <w:rFonts w:ascii="Calibri" w:cs="Calibri" w:eastAsia="Calibri" w:hAnsi="Calibri"/>
+          <w:b w:val="false"/>
+          <w:bCs w:val="false"/>
+          <w:color w:val="404040"/>
+          <w:sz w:val="19"/>
+          <w:szCs w:val="19"/>
+        </w:rPr>
+        <w:t xml:space="preserve">14</w:t>
+      </w:r>
+    </w:p>
+    <w:p>
+      <w:pPr>
+        <w:tabs>
+          <w:tab w:val="right" w:pos="9706" w:leader="dot"/>
+        </w:tabs>
+        <w:spacing w:after="30" w:before="0"/>
+        <w:ind w:left="340"/>
+      </w:pPr>
+      <w:r>
+        <w:rPr>
+          <w:rFonts w:ascii="Calibri" w:cs="Calibri" w:eastAsia="Calibri" w:hAnsi="Calibri"/>
+          <w:b w:val="false"/>
+          <w:bCs w:val="false"/>
+          <w:color w:val="404040"/>
+          <w:sz w:val="19"/>
+          <w:szCs w:val="19"/>
+        </w:rPr>
+        <w:t xml:space="preserve">6.8  Stage 8 — Design Recommendations and Drainage Master Plan</w:t>
+      </w:r>
+      <w:r>
+        <w:tab/>
+      </w:r>
+      <w:r>
+        <w:rPr>
+          <w:rFonts w:ascii="Calibri" w:cs="Calibri" w:eastAsia="Calibri" w:hAnsi="Calibri"/>
+          <w:b w:val="false"/>
+          <w:bCs w:val="false"/>
+          <w:color w:val="404040"/>
+          <w:sz w:val="19"/>
+          <w:szCs w:val="19"/>
+        </w:rPr>
+        <w:t xml:space="preserve">15</w:t>
+      </w:r>
+    </w:p>
+    <w:p>
+      <w:pPr>
+        <w:tabs>
+          <w:tab w:val="right" w:pos="9706" w:leader="dot"/>
+        </w:tabs>
+        <w:spacing w:after="30" w:before="0"/>
+        <w:ind w:left="340"/>
+      </w:pPr>
+      <w:r>
+        <w:rPr>
+          <w:rFonts w:ascii="Calibri" w:cs="Calibri" w:eastAsia="Calibri" w:hAnsi="Calibri"/>
+          <w:b w:val="false"/>
+          <w:bCs w:val="false"/>
+          <w:color w:val="404040"/>
+          <w:sz w:val="19"/>
+          <w:szCs w:val="19"/>
+        </w:rPr>
+        <w:t xml:space="preserve">6.9  Stage 9 — Lifetime Resilience, O&amp;M and Handover</w:t>
+      </w:r>
+      <w:r>
+        <w:tab/>
+      </w:r>
+      <w:r>
+        <w:rPr>
+          <w:rFonts w:ascii="Calibri" w:cs="Calibri" w:eastAsia="Calibri" w:hAnsi="Calibri"/>
+          <w:b w:val="false"/>
+          <w:bCs w:val="false"/>
+          <w:color w:val="404040"/>
+          <w:sz w:val="19"/>
+          <w:szCs w:val="19"/>
+        </w:rPr>
+        <w:t xml:space="preserve">17</w:t>
+      </w:r>
+    </w:p>
+    <w:p>
+      <w:pPr>
+        <w:tabs>
+          <w:tab w:val="right" w:pos="9706" w:leader="dot"/>
+        </w:tabs>
+        <w:spacing w:after="60" w:before="90"/>
+        <w:ind w:left="0"/>
+      </w:pPr>
+      <w:r>
+        <w:rPr>
+          <w:rFonts w:ascii="Calibri" w:cs="Calibri" w:eastAsia="Calibri" w:hAnsi="Calibri"/>
+          <w:b/>
+          <w:bCs/>
+          <w:color w:val="1F3864"/>
+          <w:sz w:val="20"/>
+          <w:szCs w:val="20"/>
+        </w:rPr>
+        <w:t xml:space="preserve">7.  Scope Boundaries and Exclusions</w:t>
+      </w:r>
+      <w:r>
+        <w:tab/>
+      </w:r>
+      <w:r>
+        <w:rPr>
+          <w:rFonts w:ascii="Calibri" w:cs="Calibri" w:eastAsia="Calibri" w:hAnsi="Calibri"/>
+          <w:b/>
+          <w:bCs/>
+          <w:color w:val="1F3864"/>
+          <w:sz w:val="20"/>
+          <w:szCs w:val="20"/>
+        </w:rPr>
+        <w:t xml:space="preserve">18</w:t>
+      </w:r>
+    </w:p>
+    <w:p>
+      <w:pPr>
+        <w:tabs>
+          <w:tab w:val="right" w:pos="9706" w:leader="dot"/>
+        </w:tabs>
+        <w:spacing w:after="60" w:before="90"/>
+        <w:ind w:left="0"/>
+      </w:pPr>
+      <w:r>
+        <w:rPr>
+          <w:rFonts w:ascii="Calibri" w:cs="Calibri" w:eastAsia="Calibri" w:hAnsi="Calibri"/>
+          <w:b/>
+          <w:bCs/>
+          <w:color w:val="1F3864"/>
+          <w:sz w:val="20"/>
+          <w:szCs w:val="20"/>
+        </w:rPr>
+        <w:t xml:space="preserve">8.  Deliverables</w:t>
+      </w:r>
+      <w:r>
+        <w:tab/>
+      </w:r>
+      <w:r>
+        <w:rPr>
+          <w:rFonts w:ascii="Calibri" w:cs="Calibri" w:eastAsia="Calibri" w:hAnsi="Calibri"/>
+          <w:b/>
+          <w:bCs/>
+          <w:color w:val="1F3864"/>
+          <w:sz w:val="20"/>
+          <w:szCs w:val="20"/>
+        </w:rPr>
+        <w:t xml:space="preserve">19</w:t>
+      </w:r>
+    </w:p>
+    <w:p>
+      <w:pPr>
+        <w:tabs>
+          <w:tab w:val="right" w:pos="9706" w:leader="dot"/>
+        </w:tabs>
+        <w:spacing w:after="60" w:before="90"/>
+        <w:ind w:left="0"/>
+      </w:pPr>
+      <w:r>
+        <w:rPr>
+          <w:rFonts w:ascii="Calibri" w:cs="Calibri" w:eastAsia="Calibri" w:hAnsi="Calibri"/>
+          <w:b/>
+          <w:bCs/>
+          <w:color w:val="1F3864"/>
+          <w:sz w:val="20"/>
+          <w:szCs w:val="20"/>
+        </w:rPr>
+        <w:t xml:space="preserve">9.  Programme</w:t>
+      </w:r>
+      <w:r>
+        <w:tab/>
+      </w:r>
+      <w:r>
+        <w:rPr>
+          <w:rFonts w:ascii="Calibri" w:cs="Calibri" w:eastAsia="Calibri" w:hAnsi="Calibri"/>
+          <w:b/>
+          <w:bCs/>
+          <w:color w:val="1F3864"/>
+          <w:sz w:val="20"/>
+          <w:szCs w:val="20"/>
+        </w:rPr>
+        <w:t xml:space="preserve">20</w:t>
+      </w:r>
+    </w:p>
+    <w:p>
+      <w:pPr>
+        <w:tabs>
+          <w:tab w:val="right" w:pos="9706" w:leader="dot"/>
+        </w:tabs>
+        <w:spacing w:after="60" w:before="90"/>
+        <w:ind w:left="0"/>
+      </w:pPr>
+      <w:r>
+        <w:rPr>
+          <w:rFonts w:ascii="Calibri" w:cs="Calibri" w:eastAsia="Calibri" w:hAnsi="Calibri"/>
+          <w:b/>
+          <w:bCs/>
+          <w:color w:val="1F3864"/>
+          <w:sz w:val="20"/>
+          <w:szCs w:val="20"/>
+        </w:rPr>
+        <w:t xml:space="preserve">10.  Commercial Proposal</w:t>
+      </w:r>
+      <w:r>
+        <w:tab/>
+      </w:r>
+      <w:r>
+        <w:rPr>
+          <w:rFonts w:ascii="Calibri" w:cs="Calibri" w:eastAsia="Calibri" w:hAnsi="Calibri"/>
+          <w:b/>
+          <w:bCs/>
+          <w:color w:val="1F3864"/>
+          <w:sz w:val="20"/>
+          <w:szCs w:val="20"/>
+        </w:rPr>
+        <w:t xml:space="preserve">22</w:t>
+      </w:r>
+    </w:p>
+    <w:p>
+      <w:pPr>
+        <w:tabs>
+          <w:tab w:val="right" w:pos="9706" w:leader="dot"/>
+        </w:tabs>
+        <w:spacing w:after="30" w:before="0"/>
+        <w:ind w:left="340"/>
+      </w:pPr>
+      <w:r>
+        <w:rPr>
+          <w:rFonts w:ascii="Calibri" w:cs="Calibri" w:eastAsia="Calibri" w:hAnsi="Calibri"/>
+          <w:b w:val="false"/>
+          <w:bCs w:val="false"/>
+          <w:color w:val="404040"/>
+          <w:sz w:val="19"/>
+          <w:szCs w:val="19"/>
+        </w:rPr>
+        <w:t xml:space="preserve">10.1  Option 1 — Full study with UAV LiDAR survey (recommended)</w:t>
+      </w:r>
+      <w:r>
+        <w:tab/>
+      </w:r>
+      <w:r>
+        <w:rPr>
+          <w:rFonts w:ascii="Calibri" w:cs="Calibri" w:eastAsia="Calibri" w:hAnsi="Calibri"/>
+          <w:b w:val="false"/>
+          <w:bCs w:val="false"/>
+          <w:color w:val="404040"/>
+          <w:sz w:val="19"/>
+          <w:szCs w:val="19"/>
+        </w:rPr>
+        <w:t xml:space="preserve">22</w:t>
+      </w:r>
+    </w:p>
+    <w:p>
+      <w:pPr>
+        <w:tabs>
+          <w:tab w:val="right" w:pos="9706" w:leader="dot"/>
+        </w:tabs>
+        <w:spacing w:after="30" w:before="0"/>
+        <w:ind w:left="340"/>
+      </w:pPr>
+      <w:r>
+        <w:rPr>
+          <w:rFonts w:ascii="Calibri" w:cs="Calibri" w:eastAsia="Calibri" w:hAnsi="Calibri"/>
+          <w:b w:val="false"/>
+          <w:bCs w:val="false"/>
+          <w:color w:val="404040"/>
+          <w:sz w:val="19"/>
+          <w:szCs w:val="19"/>
+        </w:rPr>
+        <w:t xml:space="preserve">10.2  Option 2 — Full study with UAV photogrammetric survey</w:t>
+      </w:r>
+      <w:r>
+        <w:tab/>
+      </w:r>
+      <w:r>
+        <w:rPr>
+          <w:rFonts w:ascii="Calibri" w:cs="Calibri" w:eastAsia="Calibri" w:hAnsi="Calibri"/>
+          <w:b w:val="false"/>
+          <w:bCs w:val="false"/>
+          <w:color w:val="404040"/>
+          <w:sz w:val="19"/>
+          <w:szCs w:val="19"/>
+        </w:rPr>
+        <w:t xml:space="preserve">23</w:t>
+      </w:r>
+    </w:p>
+    <w:p>
+      <w:pPr>
+        <w:tabs>
+          <w:tab w:val="right" w:pos="9706" w:leader="dot"/>
+        </w:tabs>
+        <w:spacing w:after="30" w:before="0"/>
+        <w:ind w:left="340"/>
+      </w:pPr>
+      <w:r>
+        <w:rPr>
+          <w:rFonts w:ascii="Calibri" w:cs="Calibri" w:eastAsia="Calibri" w:hAnsi="Calibri"/>
+          <w:b w:val="false"/>
+          <w:bCs w:val="false"/>
+          <w:color w:val="404040"/>
+          <w:sz w:val="19"/>
+          <w:szCs w:val="19"/>
+        </w:rPr>
+        <w:t xml:space="preserve">10.3  Optional items — quoted for information, not included above</w:t>
+      </w:r>
+      <w:r>
+        <w:tab/>
+      </w:r>
+      <w:r>
+        <w:rPr>
+          <w:rFonts w:ascii="Calibri" w:cs="Calibri" w:eastAsia="Calibri" w:hAnsi="Calibri"/>
+          <w:b w:val="false"/>
+          <w:bCs w:val="false"/>
+          <w:color w:val="404040"/>
+          <w:sz w:val="19"/>
+          <w:szCs w:val="19"/>
+        </w:rPr>
+        <w:t xml:space="preserve">23</w:t>
+      </w:r>
+    </w:p>
+    <w:p>
+      <w:pPr>
+        <w:tabs>
+          <w:tab w:val="right" w:pos="9706" w:leader="dot"/>
+        </w:tabs>
+        <w:spacing w:after="30" w:before="0"/>
+        <w:ind w:left="340"/>
+      </w:pPr>
+      <w:r>
+        <w:rPr>
+          <w:rFonts w:ascii="Calibri" w:cs="Calibri" w:eastAsia="Calibri" w:hAnsi="Calibri"/>
+          <w:b w:val="false"/>
+          <w:bCs w:val="false"/>
+          <w:color w:val="404040"/>
+          <w:sz w:val="19"/>
+          <w:szCs w:val="19"/>
+        </w:rPr>
+        <w:t xml:space="preserve">10.4  Payment schedule</w:t>
+      </w:r>
+      <w:r>
+        <w:tab/>
+      </w:r>
+      <w:r>
+        <w:rPr>
+          <w:rFonts w:ascii="Calibri" w:cs="Calibri" w:eastAsia="Calibri" w:hAnsi="Calibri"/>
+          <w:b w:val="false"/>
+          <w:bCs w:val="false"/>
+          <w:color w:val="404040"/>
+          <w:sz w:val="19"/>
+          <w:szCs w:val="19"/>
+        </w:rPr>
+        <w:t xml:space="preserve">24</w:t>
+      </w:r>
+    </w:p>
+    <w:p>
+      <w:pPr>
+        <w:tabs>
+          <w:tab w:val="right" w:pos="9706" w:leader="dot"/>
+        </w:tabs>
+        <w:spacing w:after="30" w:before="0"/>
+        <w:ind w:left="340"/>
+      </w:pPr>
+      <w:r>
+        <w:rPr>
+          <w:rFonts w:ascii="Calibri" w:cs="Calibri" w:eastAsia="Calibri" w:hAnsi="Calibri"/>
+          <w:b w:val="false"/>
+          <w:bCs w:val="false"/>
+          <w:color w:val="404040"/>
+          <w:sz w:val="19"/>
+          <w:szCs w:val="19"/>
+        </w:rPr>
+        <w:t xml:space="preserve">10.5  Commercial terms</w:t>
+      </w:r>
+      <w:r>
+        <w:tab/>
+      </w:r>
+      <w:r>
+        <w:rPr>
+          <w:rFonts w:ascii="Calibri" w:cs="Calibri" w:eastAsia="Calibri" w:hAnsi="Calibri"/>
+          <w:b w:val="false"/>
+          <w:bCs w:val="false"/>
+          <w:color w:val="404040"/>
+          <w:sz w:val="19"/>
+          <w:szCs w:val="19"/>
+        </w:rPr>
+        <w:t xml:space="preserve">24</w:t>
+      </w:r>
+    </w:p>
+    <w:p>
+      <w:pPr>
+        <w:tabs>
+          <w:tab w:val="right" w:pos="9706" w:leader="dot"/>
+        </w:tabs>
+        <w:spacing w:after="60" w:before="90"/>
+        <w:ind w:left="0"/>
+      </w:pPr>
+      <w:r>
+        <w:rPr>
+          <w:rFonts w:ascii="Calibri" w:cs="Calibri" w:eastAsia="Calibri" w:hAnsi="Calibri"/>
+          <w:b/>
+          <w:bCs/>
+          <w:color w:val="1F3864"/>
+          <w:sz w:val="20"/>
+          <w:szCs w:val="20"/>
+        </w:rPr>
+        <w:t xml:space="preserve">11.  Points We Would Draw to the Client’s Attention</w:t>
+      </w:r>
+      <w:r>
+        <w:tab/>
+      </w:r>
+      <w:r>
+        <w:rPr>
+          <w:rFonts w:ascii="Calibri" w:cs="Calibri" w:eastAsia="Calibri" w:hAnsi="Calibri"/>
+          <w:b/>
+          <w:bCs/>
+          <w:color w:val="1F3864"/>
+          <w:sz w:val="20"/>
+          <w:szCs w:val="20"/>
+        </w:rPr>
+        <w:t xml:space="preserve">24</w:t>
       </w:r>
     </w:p>
     <w:p>
@@ -12058,8 +13212,8 @@
         </w:tblBorders>
       </w:tblPr>
       <w:tblGrid>
-        <w:gridCol w:w="620"/>
-        <w:gridCol w:w="4200"/>
+        <w:gridCol w:w="820"/>
+        <w:gridCol w:w="4000"/>
         <w:gridCol w:w="1300"/>
         <w:gridCol w:w="1500"/>
         <w:gridCol w:w="2126"/>
@@ -12070,7 +13224,7 @@
         </w:trPr>
         <w:tc>
           <w:tcPr>
-            <w:tcW w:type="dxa" w:w="620"/>
+            <w:tcW w:type="dxa" w:w="820"/>
             <w:shd w:fill="1F3864" w:color="auto" w:val="clear"/>
             <w:tcMar>
               <w:top w:type="dxa" w:w="70"/>
@@ -12100,7 +13254,7 @@
         </w:tc>
         <w:tc>
           <w:tcPr>
-            <w:tcW w:type="dxa" w:w="4200"/>
+            <w:tcW w:type="dxa" w:w="4000"/>
             <w:shd w:fill="1F3864" w:color="auto" w:val="clear"/>
             <w:tcMar>
               <w:top w:type="dxa" w:w="70"/>
@@ -12222,7 +13376,7 @@
       <w:tr>
         <w:tc>
           <w:tcPr>
-            <w:tcW w:type="dxa" w:w="620"/>
+            <w:tcW w:type="dxa" w:w="820"/>
             <w:tcMar>
               <w:top w:type="dxa" w:w="70"/>
               <w:left w:type="dxa" w:w="110"/>
@@ -12248,7 +13402,7 @@
         </w:tc>
         <w:tc>
           <w:tcPr>
-            <w:tcW w:type="dxa" w:w="4200"/>
+            <w:tcW w:type="dxa" w:w="4000"/>
             <w:tcMar>
               <w:top w:type="dxa" w:w="70"/>
               <w:left w:type="dxa" w:w="110"/>
@@ -12354,7 +13508,7 @@
       <w:tr>
         <w:tc>
           <w:tcPr>
-            <w:tcW w:type="dxa" w:w="620"/>
+            <w:tcW w:type="dxa" w:w="820"/>
             <w:shd w:fill="EEF3F9" w:color="auto" w:val="clear"/>
             <w:tcMar>
               <w:top w:type="dxa" w:w="70"/>
@@ -12381,7 +13535,7 @@
         </w:tc>
         <w:tc>
           <w:tcPr>
-            <w:tcW w:type="dxa" w:w="4200"/>
+            <w:tcW w:type="dxa" w:w="4000"/>
             <w:shd w:fill="EEF3F9" w:color="auto" w:val="clear"/>
             <w:tcMar>
               <w:top w:type="dxa" w:w="70"/>
@@ -12491,7 +13645,7 @@
       <w:tr>
         <w:tc>
           <w:tcPr>
-            <w:tcW w:type="dxa" w:w="620"/>
+            <w:tcW w:type="dxa" w:w="820"/>
             <w:tcMar>
               <w:top w:type="dxa" w:w="70"/>
               <w:left w:type="dxa" w:w="110"/>
@@ -12517,7 +13671,7 @@
         </w:tc>
         <w:tc>
           <w:tcPr>
-            <w:tcW w:type="dxa" w:w="4200"/>
+            <w:tcW w:type="dxa" w:w="4000"/>
             <w:tcMar>
               <w:top w:type="dxa" w:w="70"/>
               <w:left w:type="dxa" w:w="110"/>
@@ -12623,7 +13777,7 @@
       <w:tr>
         <w:tc>
           <w:tcPr>
-            <w:tcW w:type="dxa" w:w="620"/>
+            <w:tcW w:type="dxa" w:w="820"/>
             <w:shd w:fill="EEF3F9" w:color="auto" w:val="clear"/>
             <w:tcMar>
               <w:top w:type="dxa" w:w="70"/>
@@ -12650,7 +13804,7 @@
         </w:tc>
         <w:tc>
           <w:tcPr>
-            <w:tcW w:type="dxa" w:w="4200"/>
+            <w:tcW w:type="dxa" w:w="4000"/>
             <w:shd w:fill="EEF3F9" w:color="auto" w:val="clear"/>
             <w:tcMar>
               <w:top w:type="dxa" w:w="70"/>
@@ -12760,7 +13914,7 @@
       <w:tr>
         <w:tc>
           <w:tcPr>
-            <w:tcW w:type="dxa" w:w="620"/>
+            <w:tcW w:type="dxa" w:w="820"/>
             <w:tcMar>
               <w:top w:type="dxa" w:w="70"/>
               <w:left w:type="dxa" w:w="110"/>
@@ -12786,7 +13940,7 @@
         </w:tc>
         <w:tc>
           <w:tcPr>
-            <w:tcW w:type="dxa" w:w="4200"/>
+            <w:tcW w:type="dxa" w:w="4000"/>
             <w:tcMar>
               <w:top w:type="dxa" w:w="70"/>
               <w:left w:type="dxa" w:w="110"/>
@@ -12892,7 +14046,7 @@
       <w:tr>
         <w:tc>
           <w:tcPr>
-            <w:tcW w:type="dxa" w:w="620"/>
+            <w:tcW w:type="dxa" w:w="820"/>
             <w:shd w:fill="EEF3F9" w:color="auto" w:val="clear"/>
             <w:tcMar>
               <w:top w:type="dxa" w:w="70"/>
@@ -12919,7 +14073,7 @@
         </w:tc>
         <w:tc>
           <w:tcPr>
-            <w:tcW w:type="dxa" w:w="4200"/>
+            <w:tcW w:type="dxa" w:w="4000"/>
             <w:shd w:fill="EEF3F9" w:color="auto" w:val="clear"/>
             <w:tcMar>
               <w:top w:type="dxa" w:w="70"/>
@@ -13029,7 +14183,7 @@
       <w:tr>
         <w:tc>
           <w:tcPr>
-            <w:tcW w:type="dxa" w:w="620"/>
+            <w:tcW w:type="dxa" w:w="820"/>
             <w:tcMar>
               <w:top w:type="dxa" w:w="70"/>
               <w:left w:type="dxa" w:w="110"/>
@@ -13055,7 +14209,7 @@
         </w:tc>
         <w:tc>
           <w:tcPr>
-            <w:tcW w:type="dxa" w:w="4200"/>
+            <w:tcW w:type="dxa" w:w="4000"/>
             <w:tcMar>
               <w:top w:type="dxa" w:w="70"/>
               <w:left w:type="dxa" w:w="110"/>
@@ -13161,7 +14315,7 @@
       <w:tr>
         <w:tc>
           <w:tcPr>
-            <w:tcW w:type="dxa" w:w="620"/>
+            <w:tcW w:type="dxa" w:w="820"/>
             <w:shd w:fill="EEF3F9" w:color="auto" w:val="clear"/>
             <w:tcMar>
               <w:top w:type="dxa" w:w="70"/>
@@ -13188,7 +14342,7 @@
         </w:tc>
         <w:tc>
           <w:tcPr>
-            <w:tcW w:type="dxa" w:w="4200"/>
+            <w:tcW w:type="dxa" w:w="4000"/>
             <w:shd w:fill="EEF3F9" w:color="auto" w:val="clear"/>
             <w:tcMar>
               <w:top w:type="dxa" w:w="70"/>
@@ -13298,7 +14452,7 @@
       <w:tr>
         <w:tc>
           <w:tcPr>
-            <w:tcW w:type="dxa" w:w="620"/>
+            <w:tcW w:type="dxa" w:w="820"/>
             <w:tcMar>
               <w:top w:type="dxa" w:w="70"/>
               <w:left w:type="dxa" w:w="110"/>
@@ -13324,7 +14478,7 @@
         </w:tc>
         <w:tc>
           <w:tcPr>
-            <w:tcW w:type="dxa" w:w="4200"/>
+            <w:tcW w:type="dxa" w:w="4000"/>
             <w:tcMar>
               <w:top w:type="dxa" w:w="70"/>
               <w:left w:type="dxa" w:w="110"/>
@@ -13430,7 +14584,7 @@
       <w:tr>
         <w:tc>
           <w:tcPr>
-            <w:tcW w:type="dxa" w:w="620"/>
+            <w:tcW w:type="dxa" w:w="820"/>
             <w:shd w:fill="EEF3F9" w:color="auto" w:val="clear"/>
             <w:tcMar>
               <w:top w:type="dxa" w:w="70"/>
@@ -13457,7 +14611,7 @@
         </w:tc>
         <w:tc>
           <w:tcPr>
-            <w:tcW w:type="dxa" w:w="4200"/>
+            <w:tcW w:type="dxa" w:w="4000"/>
             <w:shd w:fill="EEF3F9" w:color="auto" w:val="clear"/>
             <w:tcMar>
               <w:top w:type="dxa" w:w="70"/>
@@ -13567,7 +14721,7 @@
       <w:tr>
         <w:tc>
           <w:tcPr>
-            <w:tcW w:type="dxa" w:w="620"/>
+            <w:tcW w:type="dxa" w:w="820"/>
             <w:shd w:fill="D9E2F3" w:color="auto" w:val="clear"/>
             <w:tcMar>
               <w:top w:type="dxa" w:w="70"/>
@@ -13596,7 +14750,7 @@
         </w:tc>
         <w:tc>
           <w:tcPr>
-            <w:tcW w:type="dxa" w:w="4200"/>
+            <w:tcW w:type="dxa" w:w="4000"/>
             <w:shd w:fill="D9E2F3" w:color="auto" w:val="clear"/>
             <w:tcMar>
               <w:top w:type="dxa" w:w="70"/>
@@ -13773,8 +14927,8 @@
         </w:tblBorders>
       </w:tblPr>
       <w:tblGrid>
-        <w:gridCol w:w="620"/>
-        <w:gridCol w:w="4200"/>
+        <w:gridCol w:w="820"/>
+        <w:gridCol w:w="4000"/>
         <w:gridCol w:w="1300"/>
         <w:gridCol w:w="1500"/>
         <w:gridCol w:w="2126"/>
@@ -13785,7 +14939,7 @@
         </w:trPr>
         <w:tc>
           <w:tcPr>
-            <w:tcW w:type="dxa" w:w="620"/>
+            <w:tcW w:type="dxa" w:w="820"/>
             <w:shd w:fill="1F3864" w:color="auto" w:val="clear"/>
             <w:tcMar>
               <w:top w:type="dxa" w:w="70"/>
@@ -13815,7 +14969,7 @@
         </w:tc>
         <w:tc>
           <w:tcPr>
-            <w:tcW w:type="dxa" w:w="4200"/>
+            <w:tcW w:type="dxa" w:w="4000"/>
             <w:shd w:fill="1F3864" w:color="auto" w:val="clear"/>
             <w:tcMar>
               <w:top w:type="dxa" w:w="70"/>
@@ -13937,7 +15091,7 @@
       <w:tr>
         <w:tc>
           <w:tcPr>
-            <w:tcW w:type="dxa" w:w="620"/>
+            <w:tcW w:type="dxa" w:w="820"/>
             <w:tcMar>
               <w:top w:type="dxa" w:w="70"/>
               <w:left w:type="dxa" w:w="110"/>
@@ -13963,7 +15117,7 @@
         </w:tc>
         <w:tc>
           <w:tcPr>
-            <w:tcW w:type="dxa" w:w="4200"/>
+            <w:tcW w:type="dxa" w:w="4000"/>
             <w:tcMar>
               <w:top w:type="dxa" w:w="70"/>
               <w:left w:type="dxa" w:w="110"/>
@@ -14069,7 +15223,7 @@
       <w:tr>
         <w:tc>
           <w:tcPr>
-            <w:tcW w:type="dxa" w:w="620"/>
+            <w:tcW w:type="dxa" w:w="820"/>
             <w:shd w:fill="EEF3F9" w:color="auto" w:val="clear"/>
             <w:tcMar>
               <w:top w:type="dxa" w:w="70"/>
@@ -14096,7 +15250,7 @@
         </w:tc>
         <w:tc>
           <w:tcPr>
-            <w:tcW w:type="dxa" w:w="4200"/>
+            <w:tcW w:type="dxa" w:w="4000"/>
             <w:shd w:fill="EEF3F9" w:color="auto" w:val="clear"/>
             <w:tcMar>
               <w:top w:type="dxa" w:w="70"/>
@@ -14206,7 +15360,7 @@
       <w:tr>
         <w:tc>
           <w:tcPr>
-            <w:tcW w:type="dxa" w:w="620"/>
+            <w:tcW w:type="dxa" w:w="820"/>
             <w:shd w:fill="D9E2F3" w:color="auto" w:val="clear"/>
             <w:tcMar>
               <w:top w:type="dxa" w:w="70"/>
@@ -14235,7 +15389,7 @@
         </w:tc>
         <w:tc>
           <w:tcPr>
-            <w:tcW w:type="dxa" w:w="4200"/>
+            <w:tcW w:type="dxa" w:w="4000"/>
             <w:shd w:fill="D9E2F3" w:color="auto" w:val="clear"/>
             <w:tcMar>
               <w:top w:type="dxa" w:w="70"/>

--- a/proposals/anantapur-wind-hydrology/Hydrology_Proposal_Anantapur_Wind_R0.docx
+++ b/proposals/anantapur-wind-hydrology/Hydrology_Proposal_Anantapur_Wind_R0.docx
@@ -199,7 +199,7 @@
                 <w:sz w:val="18"/>
                 <w:szCs w:val="18"/>
               </w:rPr>
-              <w:t xml:space="preserve">[Client / Developer name] — to be inserted</w:t>
+              <w:t xml:space="preserve"> </w:t>
             </w:r>
           </w:p>
         </w:tc>
@@ -255,7 +255,7 @@
                 <w:sz w:val="18"/>
                 <w:szCs w:val="18"/>
               </w:rPr>
-              <w:t xml:space="preserve">[Consultant name, address, CIN / GSTIN] — to be inserted</w:t>
+              <w:t xml:space="preserve"> </w:t>
             </w:r>
           </w:p>
         </w:tc>
@@ -313,7 +313,7 @@
                 <w:sz w:val="18"/>
                 <w:szCs w:val="18"/>
               </w:rPr>
-              <w:t xml:space="preserve">[REF/HYD/ATP/2026/01]</w:t>
+              <w:t xml:space="preserve"> </w:t>
             </w:r>
           </w:p>
         </w:tc>
@@ -427,7 +427,7 @@
                 <w:sz w:val="18"/>
                 <w:szCs w:val="18"/>
               </w:rPr>
-              <w:t xml:space="preserve">[insert date]</w:t>
+              <w:t xml:space="preserve"> </w:t>
             </w:r>
           </w:p>
         </w:tc>
@@ -17866,12 +17866,10 @@
             <w:r>
               <w:rPr>
                 <w:rFonts w:ascii="Calibri" w:cs="Calibri" w:eastAsia="Calibri" w:hAnsi="Calibri"/>
-                <w:b/>
-                <w:bCs/>
-                <w:sz w:val="18"/>
-                <w:szCs w:val="18"/>
-              </w:rPr>
-              <w:t xml:space="preserve">[Consultant name]</w:t>
+                <w:sz w:val="18"/>
+                <w:szCs w:val="18"/>
+              </w:rPr>
+              <w:t xml:space="preserve"> </w:t>
             </w:r>
           </w:p>
         </w:tc>
@@ -17895,12 +17893,10 @@
             <w:r>
               <w:rPr>
                 <w:rFonts w:ascii="Calibri" w:cs="Calibri" w:eastAsia="Calibri" w:hAnsi="Calibri"/>
-                <w:b/>
-                <w:bCs/>
-                <w:sz w:val="18"/>
-                <w:szCs w:val="18"/>
-              </w:rPr>
-              <w:t xml:space="preserve">[Client name]</w:t>
+                <w:sz w:val="18"/>
+                <w:szCs w:val="18"/>
+              </w:rPr>
+              <w:t xml:space="preserve"> </w:t>
             </w:r>
           </w:p>
         </w:tc>
@@ -18249,7 +18245,7 @@
         <w:sz w:val="16"/>
         <w:szCs w:val="16"/>
       </w:rPr>
-      <w:t xml:space="preserve">[Consultant name]   |   Ref [REF/HYD/ATP/2026/01] Rev R0   |   Page </w:t>
+      <w:t xml:space="preserve">Rev R0   |   Page </w:t>
     </w:r>
     <w:r>
       <w:rPr>

--- a/proposals/anantapur-wind-hydrology/Hydrology_Proposal_Anantapur_Wind_R0.docx
+++ b/proposals/anantapur-wind-hydrology/Hydrology_Proposal_Anantapur_Wind_R0.docx
@@ -457,7 +457,7 @@
                 <w:sz w:val="18"/>
                 <w:szCs w:val="18"/>
               </w:rPr>
-              <w:t xml:space="preserve">Validity</w:t>
+              <w:t xml:space="preserve">Programme</w:t>
             </w:r>
           </w:p>
         </w:tc>
@@ -483,7 +483,7 @@
                 <w:sz w:val="18"/>
                 <w:szCs w:val="18"/>
               </w:rPr>
-              <w:t xml:space="preserve">60 (sixty) days from date of issue</w:t>
+              <w:t xml:space="preserve">26 weeks from the effective start date (Section 9)</w:t>
             </w:r>
           </w:p>
         </w:tc>
@@ -514,7 +514,7 @@
                 <w:sz w:val="18"/>
                 <w:szCs w:val="18"/>
               </w:rPr>
-              <w:t xml:space="preserve">In response to</w:t>
+              <w:t xml:space="preserve">Validity</w:t>
             </w:r>
           </w:p>
         </w:tc>
@@ -522,6 +522,62 @@
           <w:tcPr>
             <w:tcW w:type="dxa" w:w="7146"/>
             <w:shd w:fill="EEF3F9" w:color="auto" w:val="clear"/>
+            <w:tcMar>
+              <w:top w:type="dxa" w:w="70"/>
+              <w:left w:type="dxa" w:w="110"/>
+              <w:bottom w:type="dxa" w:w="70"/>
+              <w:right w:type="dxa" w:w="110"/>
+            </w:tcMar>
+            <w:vAlign w:val="top"/>
+          </w:tcPr>
+          <w:p>
+            <w:pPr>
+              <w:spacing w:after="0" w:line="250"/>
+              <w:jc w:val="left"/>
+            </w:pPr>
+            <w:r>
+              <w:rPr>
+                <w:rFonts w:ascii="Calibri" w:cs="Calibri" w:eastAsia="Calibri" w:hAnsi="Calibri"/>
+                <w:sz w:val="18"/>
+                <w:szCs w:val="18"/>
+              </w:rPr>
+              <w:t xml:space="preserve">60 (sixty) days from date of issue</w:t>
+            </w:r>
+          </w:p>
+        </w:tc>
+      </w:tr>
+      <w:tr>
+        <w:tc>
+          <w:tcPr>
+            <w:tcW w:type="dxa" w:w="2600"/>
+            <w:tcMar>
+              <w:top w:type="dxa" w:w="70"/>
+              <w:left w:type="dxa" w:w="110"/>
+              <w:bottom w:type="dxa" w:w="70"/>
+              <w:right w:type="dxa" w:w="110"/>
+            </w:tcMar>
+            <w:vAlign w:val="top"/>
+          </w:tcPr>
+          <w:p>
+            <w:pPr>
+              <w:spacing w:after="0" w:line="250"/>
+              <w:jc w:val="left"/>
+            </w:pPr>
+            <w:r>
+              <w:rPr>
+                <w:rFonts w:ascii="Calibri" w:cs="Calibri" w:eastAsia="Calibri" w:hAnsi="Calibri"/>
+                <w:b/>
+                <w:bCs/>
+                <w:sz w:val="18"/>
+                <w:szCs w:val="18"/>
+              </w:rPr>
+              <w:t xml:space="preserve">In response to</w:t>
+            </w:r>
+          </w:p>
+        </w:tc>
+        <w:tc>
+          <w:tcPr>
+            <w:tcW w:type="dxa" w:w="7146"/>
             <w:tcMar>
               <w:top w:type="dxa" w:w="70"/>
               <w:left w:type="dxa" w:w="110"/>
